--- a/SHS/Approval Sheet.docx
+++ b/SHS/Approval Sheet.docx
@@ -289,6 +289,22 @@
           <w:b/>
           <w:bCs/>
         </w:rPr>
+        <w:t xml:space="preserve">      </w:t>
+      </w:r>
+      <w:r>
+        <w:rPr>
+          <w:rFonts w:ascii="Arial" w:hAnsi="Arial" w:cs="Arial"/>
+          <w:b/>
+          <w:bCs/>
+        </w:rPr>
+        <w:t xml:space="preserve"> </w:t>
+      </w:r>
+      <w:r>
+        <w:rPr>
+          <w:rFonts w:ascii="Arial" w:hAnsi="Arial" w:cs="Arial"/>
+          <w:b/>
+          <w:bCs/>
+        </w:rPr>
         <w:t xml:space="preserve">   </w:t>
       </w:r>
       <w:r>
@@ -297,6 +313,14 @@
           <w:b/>
           <w:bCs/>
         </w:rPr>
+        <w:t xml:space="preserve">  </w:t>
+      </w:r>
+      <w:r>
+        <w:rPr>
+          <w:rFonts w:ascii="Arial" w:hAnsi="Arial" w:cs="Arial"/>
+          <w:b/>
+          <w:bCs/>
+        </w:rPr>
         <w:t xml:space="preserve">    RONMYR G. MORATALLA, MAEd</w:t>
       </w:r>
     </w:p>
@@ -317,6 +341,12 @@
         <w:rPr>
           <w:rFonts w:ascii="Arial" w:hAnsi="Arial" w:cs="Arial"/>
         </w:rPr>
+        <w:t xml:space="preserve">  </w:t>
+      </w:r>
+      <w:r>
+        <w:rPr>
+          <w:rFonts w:ascii="Arial" w:hAnsi="Arial" w:cs="Arial"/>
+        </w:rPr>
         <w:t xml:space="preserve"> </w:t>
       </w:r>
       <w:r>
@@ -326,7 +356,31 @@
         <w:rPr>
           <w:rFonts w:ascii="Arial" w:hAnsi="Arial" w:cs="Arial"/>
         </w:rPr>
-        <w:t>Language Critic                                                    Statistician</w:t>
+        <w:t xml:space="preserve">Language Critic                                      </w:t>
+      </w:r>
+      <w:r>
+        <w:rPr>
+          <w:rFonts w:ascii="Arial" w:hAnsi="Arial" w:cs="Arial"/>
+        </w:rPr>
+        <w:t xml:space="preserve">     </w:t>
+      </w:r>
+      <w:r>
+        <w:rPr>
+          <w:rFonts w:ascii="Arial" w:hAnsi="Arial" w:cs="Arial"/>
+        </w:rPr>
+        <w:t xml:space="preserve">       </w:t>
+      </w:r>
+      <w:r>
+        <w:rPr>
+          <w:rFonts w:ascii="Arial" w:hAnsi="Arial" w:cs="Arial"/>
+        </w:rPr>
+        <w:t xml:space="preserve"> </w:t>
+      </w:r>
+      <w:r>
+        <w:rPr>
+          <w:rFonts w:ascii="Arial" w:hAnsi="Arial" w:cs="Arial"/>
+        </w:rPr>
+        <w:t xml:space="preserve">       Statistician</w:t>
       </w:r>
     </w:p>
     <w:p>
@@ -514,11 +568,41 @@
     <w:p>
       <w:pPr>
         <w:spacing w:after="0"/>
-        <w:jc w:val="center"/>
-        <w:rPr>
-          <w:rFonts w:ascii="Arial" w:hAnsi="Arial" w:cs="Arial"/>
-        </w:rPr>
-      </w:pPr>
+        <w:rPr>
+          <w:rFonts w:ascii="Arial" w:hAnsi="Arial" w:cs="Arial"/>
+        </w:rPr>
+      </w:pPr>
+      <w:r>
+        <w:rPr>
+          <w:rFonts w:ascii="Arial" w:hAnsi="Arial" w:cs="Arial"/>
+        </w:rPr>
+        <w:t xml:space="preserve"> </w:t>
+      </w:r>
+      <w:r>
+        <w:rPr>
+          <w:rFonts w:ascii="Arial" w:hAnsi="Arial" w:cs="Arial"/>
+        </w:rPr>
+        <w:tab/>
+      </w:r>
+      <w:r>
+        <w:rPr>
+          <w:rFonts w:ascii="Arial" w:hAnsi="Arial" w:cs="Arial"/>
+        </w:rPr>
+        <w:tab/>
+      </w:r>
+      <w:r>
+        <w:rPr>
+          <w:rFonts w:ascii="Arial" w:hAnsi="Arial" w:cs="Arial"/>
+        </w:rPr>
+        <w:tab/>
+      </w:r>
+      <w:r>
+        <w:rPr>
+          <w:rFonts w:ascii="Arial" w:hAnsi="Arial" w:cs="Arial"/>
+        </w:rPr>
+        <w:tab/>
+        <w:t xml:space="preserve">            </w:t>
+      </w:r>
       <w:r>
         <w:rPr>
           <w:rFonts w:ascii="Arial" w:hAnsi="Arial" w:cs="Arial"/>

--- a/SHS/Approval Sheet.docx
+++ b/SHS/Approval Sheet.docx
@@ -4,7 +4,6 @@
   <w:body>
     <w:p>
       <w:pPr>
-        <w:ind w:right="1440"/>
         <w:jc w:val="center"/>
         <w:rPr>
           <w:rFonts w:ascii="Arial" w:hAnsi="Arial" w:cs="Arial"/>
@@ -18,19 +17,12 @@
           <w:b/>
           <w:bCs/>
         </w:rPr>
-        <w:t xml:space="preserve">                </w:t>
-      </w:r>
-      <w:r>
-        <w:rPr>
-          <w:rFonts w:ascii="Arial" w:hAnsi="Arial" w:cs="Arial"/>
-          <w:b/>
-          <w:bCs/>
-        </w:rPr>
         <w:t>APPROVAL SHEET</w:t>
       </w:r>
     </w:p>
     <w:p>
       <w:pPr>
+        <w:spacing w:line="480" w:lineRule="auto"/>
         <w:ind w:firstLine="720"/>
         <w:jc w:val="both"/>
         <w:rPr>
@@ -71,36 +63,8 @@
           <w:b/>
           <w:bCs/>
         </w:rPr>
-        <w:t xml:space="preserve">Marc Philip A. Landicho, Ivan Alex A. Recinto, </w:t>
-      </w:r>
-      <w:proofErr w:type="spellStart"/>
-      <w:r>
-        <w:rPr>
-          <w:rFonts w:ascii="Arial" w:hAnsi="Arial" w:cs="Arial"/>
-          <w:b/>
-          <w:bCs/>
-        </w:rPr>
-        <w:t>Rianer</w:t>
-      </w:r>
-      <w:proofErr w:type="spellEnd"/>
-      <w:r>
-        <w:rPr>
-          <w:rFonts w:ascii="Arial" w:hAnsi="Arial" w:cs="Arial"/>
-          <w:b/>
-          <w:bCs/>
-        </w:rPr>
-        <w:t xml:space="preserve"> Justin O. </w:t>
-      </w:r>
-      <w:proofErr w:type="spellStart"/>
-      <w:r>
-        <w:rPr>
-          <w:rFonts w:ascii="Arial" w:hAnsi="Arial" w:cs="Arial"/>
-          <w:b/>
-          <w:bCs/>
-        </w:rPr>
-        <w:t>Namuco</w:t>
-      </w:r>
-      <w:proofErr w:type="spellEnd"/>
+        <w:t>MARC PHILIP A. LANDICHO</w:t>
+      </w:r>
       <w:r>
         <w:rPr>
           <w:rFonts w:ascii="Arial" w:hAnsi="Arial" w:cs="Arial"/>
@@ -112,56 +76,57 @@
       <w:r>
         <w:rPr>
           <w:rFonts w:ascii="Arial" w:hAnsi="Arial" w:cs="Arial"/>
-        </w:rPr>
-        <w:t>and</w:t>
-      </w:r>
-      <w:r>
-        <w:rPr>
-          <w:rFonts w:ascii="Arial" w:hAnsi="Arial" w:cs="Arial"/>
-          <w:b/>
-          <w:bCs/>
-        </w:rPr>
-        <w:t xml:space="preserve"> </w:t>
-      </w:r>
-      <w:proofErr w:type="spellStart"/>
-      <w:r>
-        <w:rPr>
-          <w:rFonts w:ascii="Arial" w:hAnsi="Arial" w:cs="Arial"/>
-          <w:b/>
-          <w:bCs/>
-        </w:rPr>
-        <w:t>Zcherheine</w:t>
-      </w:r>
-      <w:proofErr w:type="spellEnd"/>
-      <w:r>
-        <w:rPr>
-          <w:rFonts w:ascii="Arial" w:hAnsi="Arial" w:cs="Arial"/>
-          <w:b/>
-          <w:bCs/>
-        </w:rPr>
-        <w:t xml:space="preserve"> A. </w:t>
-      </w:r>
-      <w:proofErr w:type="spellStart"/>
-      <w:r>
-        <w:rPr>
-          <w:rFonts w:ascii="Arial" w:hAnsi="Arial" w:cs="Arial"/>
-          <w:b/>
-          <w:bCs/>
-        </w:rPr>
-        <w:t>Torrefranca</w:t>
-      </w:r>
-      <w:proofErr w:type="spellEnd"/>
-      <w:r>
-        <w:rPr>
-          <w:rFonts w:ascii="Arial" w:hAnsi="Arial" w:cs="Arial"/>
-          <w:b/>
-          <w:bCs/>
+          <w:b/>
+          <w:bCs/>
+        </w:rPr>
+        <w:t>ZCHERHEINE A. TORREFRANCA</w:t>
+      </w:r>
+      <w:r>
+        <w:rPr>
+          <w:rFonts w:ascii="Arial" w:hAnsi="Arial" w:cs="Arial"/>
+          <w:b/>
+          <w:bCs/>
+        </w:rPr>
+        <w:t xml:space="preserve">, </w:t>
+      </w:r>
+      <w:r>
+        <w:rPr>
+          <w:rFonts w:ascii="Arial" w:hAnsi="Arial" w:cs="Arial"/>
+          <w:b/>
+          <w:bCs/>
+        </w:rPr>
+        <w:t>RIANER JUSTIN O. NAMUCO</w:t>
+      </w:r>
+      <w:r>
+        <w:rPr>
+          <w:rFonts w:ascii="Arial" w:hAnsi="Arial" w:cs="Arial"/>
+        </w:rPr>
+        <w:t>,</w:t>
+      </w:r>
+      <w:r>
+        <w:rPr>
+          <w:rFonts w:ascii="Arial" w:hAnsi="Arial" w:cs="Arial"/>
+        </w:rPr>
+        <w:t xml:space="preserve"> and </w:t>
+      </w:r>
+      <w:r>
+        <w:rPr>
+          <w:rFonts w:ascii="Arial" w:hAnsi="Arial" w:cs="Arial"/>
+          <w:b/>
+          <w:bCs/>
+        </w:rPr>
+        <w:t>IVAN ALEX D. RECINTO</w:t>
+      </w:r>
+      <w:r>
+        <w:rPr>
+          <w:rFonts w:ascii="Arial" w:hAnsi="Arial" w:cs="Arial"/>
         </w:rPr>
         <w:t>.</w:t>
       </w:r>
     </w:p>
     <w:p>
       <w:pPr>
+        <w:spacing w:after="0"/>
         <w:ind w:firstLine="720"/>
         <w:jc w:val="right"/>
         <w:rPr>
@@ -170,25 +135,28 @@
           <w:bCs/>
         </w:rPr>
       </w:pPr>
+      <w:r>
+        <w:rPr>
+          <w:rFonts w:ascii="Arial" w:hAnsi="Arial" w:cs="Arial"/>
+          <w:b/>
+          <w:bCs/>
+        </w:rPr>
+        <w:t>MAYRAGI T. ALIPARO, MAEd</w:t>
+      </w:r>
     </w:p>
     <w:p>
       <w:pPr>
         <w:spacing w:after="0"/>
         <w:ind w:firstLine="720"/>
-        <w:jc w:val="right"/>
-        <w:rPr>
-          <w:rFonts w:ascii="Arial" w:hAnsi="Arial" w:cs="Arial"/>
-          <w:b/>
-          <w:bCs/>
-        </w:rPr>
-      </w:pPr>
-      <w:r>
-        <w:rPr>
-          <w:rFonts w:ascii="Arial" w:hAnsi="Arial" w:cs="Arial"/>
-          <w:b/>
-          <w:bCs/>
-        </w:rPr>
-        <w:t>MAYRAGI T. ALIPARO, MAEd</w:t>
+        <w:rPr>
+          <w:rFonts w:ascii="Arial" w:hAnsi="Arial" w:cs="Arial"/>
+        </w:rPr>
+      </w:pPr>
+      <w:r>
+        <w:rPr>
+          <w:rFonts w:ascii="Arial" w:hAnsi="Arial" w:cs="Arial"/>
+        </w:rPr>
+        <w:t xml:space="preserve">                                                                               Research Adviser</w:t>
       </w:r>
     </w:p>
     <w:p>
@@ -199,25 +167,25 @@
           <w:rFonts w:ascii="Arial" w:hAnsi="Arial" w:cs="Arial"/>
         </w:rPr>
       </w:pPr>
-      <w:r>
-        <w:rPr>
-          <w:rFonts w:ascii="Arial" w:hAnsi="Arial" w:cs="Arial"/>
-        </w:rPr>
-        <w:t xml:space="preserve">                                                                               Research Adviser</w:t>
-      </w:r>
-    </w:p>
-    <w:p>
-      <w:pPr>
-        <w:spacing w:after="0"/>
+    </w:p>
+    <w:p>
+      <w:pPr>
+        <w:spacing w:after="0" w:line="480" w:lineRule="auto"/>
         <w:ind w:firstLine="720"/>
         <w:rPr>
           <w:rFonts w:ascii="Arial" w:hAnsi="Arial" w:cs="Arial"/>
         </w:rPr>
       </w:pPr>
-    </w:p>
-    <w:p>
-      <w:pPr>
-        <w:spacing w:after="0"/>
+      <w:r>
+        <w:rPr>
+          <w:rFonts w:ascii="Arial" w:hAnsi="Arial" w:cs="Arial"/>
+        </w:rPr>
+        <w:t>Approved in partial fulfillment of the requirements for Practical Research 2 by the Oral Examination Committee.</w:t>
+      </w:r>
+    </w:p>
+    <w:p>
+      <w:pPr>
+        <w:spacing w:after="0" w:line="480" w:lineRule="auto"/>
         <w:ind w:firstLine="720"/>
         <w:rPr>
           <w:rFonts w:ascii="Arial" w:hAnsi="Arial" w:cs="Arial"/>
@@ -232,21 +200,218 @@
           <w:rFonts w:ascii="Arial" w:hAnsi="Arial" w:cs="Arial"/>
         </w:rPr>
       </w:pPr>
-      <w:r>
-        <w:rPr>
-          <w:rFonts w:ascii="Arial" w:hAnsi="Arial" w:cs="Arial"/>
-        </w:rPr>
-        <w:t>Approved in partial fulfillment of the requirements for Practical Research 2 by the Oral Examination Committee.</w:t>
-      </w:r>
-    </w:p>
-    <w:p>
-      <w:pPr>
-        <w:spacing w:after="0"/>
+    </w:p>
+    <w:p>
+      <w:pPr>
+        <w:spacing w:after="0"/>
+        <w:rPr>
+          <w:rFonts w:ascii="Arial" w:hAnsi="Arial" w:cs="Arial"/>
+          <w:b/>
+          <w:bCs/>
+        </w:rPr>
+      </w:pPr>
+      <w:r>
+        <w:rPr>
+          <w:rFonts w:ascii="Arial" w:hAnsi="Arial" w:cs="Arial"/>
+          <w:b/>
+          <w:bCs/>
+        </w:rPr>
+        <w:t xml:space="preserve">MADONNA M. BANAERA              </w:t>
+      </w:r>
+      <w:r>
+        <w:rPr>
+          <w:rFonts w:ascii="Arial" w:hAnsi="Arial" w:cs="Arial"/>
+          <w:b/>
+          <w:bCs/>
+        </w:rPr>
+        <w:t xml:space="preserve">      </w:t>
+      </w:r>
+      <w:r>
+        <w:rPr>
+          <w:rFonts w:ascii="Arial" w:hAnsi="Arial" w:cs="Arial"/>
+          <w:b/>
+          <w:bCs/>
+        </w:rPr>
+        <w:t xml:space="preserve"> </w:t>
+      </w:r>
+      <w:r>
+        <w:rPr>
+          <w:rFonts w:ascii="Arial" w:hAnsi="Arial" w:cs="Arial"/>
+          <w:b/>
+          <w:bCs/>
+        </w:rPr>
+        <w:t xml:space="preserve">   </w:t>
+      </w:r>
+      <w:r>
+        <w:rPr>
+          <w:rFonts w:ascii="Arial" w:hAnsi="Arial" w:cs="Arial"/>
+          <w:b/>
+          <w:bCs/>
+        </w:rPr>
+        <w:t xml:space="preserve">  </w:t>
+      </w:r>
+      <w:r>
+        <w:rPr>
+          <w:rFonts w:ascii="Arial" w:hAnsi="Arial" w:cs="Arial"/>
+          <w:b/>
+          <w:bCs/>
+        </w:rPr>
+        <w:t xml:space="preserve">    RONMYR G. MORATALLA, MAEd</w:t>
+      </w:r>
+    </w:p>
+    <w:p>
+      <w:pPr>
+        <w:spacing w:after="0"/>
+        <w:rPr>
+          <w:rFonts w:ascii="Arial" w:hAnsi="Arial" w:cs="Arial"/>
+        </w:rPr>
+      </w:pPr>
+      <w:r>
+        <w:rPr>
+          <w:rFonts w:ascii="Arial" w:hAnsi="Arial" w:cs="Arial"/>
+        </w:rPr>
+        <w:t xml:space="preserve"> </w:t>
+      </w:r>
+      <w:r>
+        <w:rPr>
+          <w:rFonts w:ascii="Arial" w:hAnsi="Arial" w:cs="Arial"/>
+        </w:rPr>
+        <w:t xml:space="preserve">  </w:t>
+      </w:r>
+      <w:r>
+        <w:rPr>
+          <w:rFonts w:ascii="Arial" w:hAnsi="Arial" w:cs="Arial"/>
+        </w:rPr>
+        <w:t xml:space="preserve"> </w:t>
+      </w:r>
+      <w:r>
+        <w:t xml:space="preserve">     </w:t>
+      </w:r>
+      <w:r>
+        <w:rPr>
+          <w:rFonts w:ascii="Arial" w:hAnsi="Arial" w:cs="Arial"/>
+        </w:rPr>
+        <w:t xml:space="preserve">Language Critic                                      </w:t>
+      </w:r>
+      <w:r>
+        <w:rPr>
+          <w:rFonts w:ascii="Arial" w:hAnsi="Arial" w:cs="Arial"/>
+        </w:rPr>
+        <w:t xml:space="preserve">     </w:t>
+      </w:r>
+      <w:r>
+        <w:rPr>
+          <w:rFonts w:ascii="Arial" w:hAnsi="Arial" w:cs="Arial"/>
+        </w:rPr>
+        <w:t xml:space="preserve">       </w:t>
+      </w:r>
+      <w:r>
+        <w:rPr>
+          <w:rFonts w:ascii="Arial" w:hAnsi="Arial" w:cs="Arial"/>
+        </w:rPr>
+        <w:t xml:space="preserve"> </w:t>
+      </w:r>
+      <w:r>
+        <w:rPr>
+          <w:rFonts w:ascii="Arial" w:hAnsi="Arial" w:cs="Arial"/>
+        </w:rPr>
+        <w:t xml:space="preserve">       Statistician</w:t>
+      </w:r>
+    </w:p>
+    <w:p>
+      <w:pPr>
+        <w:spacing w:after="0"/>
+        <w:rPr>
+          <w:rFonts w:ascii="Arial" w:hAnsi="Arial" w:cs="Arial"/>
+        </w:rPr>
+      </w:pPr>
+    </w:p>
+    <w:p>
+      <w:pPr>
+        <w:spacing w:after="0"/>
+        <w:jc w:val="center"/>
+        <w:rPr>
+          <w:rFonts w:ascii="Arial" w:hAnsi="Arial" w:cs="Arial"/>
+          <w:b/>
+          <w:bCs/>
+        </w:rPr>
+      </w:pPr>
+    </w:p>
+    <w:p>
+      <w:pPr>
+        <w:spacing w:after="0"/>
+        <w:jc w:val="center"/>
+        <w:rPr>
+          <w:rFonts w:ascii="Arial" w:hAnsi="Arial" w:cs="Arial"/>
+          <w:b/>
+          <w:bCs/>
+        </w:rPr>
+      </w:pPr>
+      <w:r>
+        <w:rPr>
+          <w:rFonts w:ascii="Arial" w:hAnsi="Arial" w:cs="Arial"/>
+          <w:b/>
+          <w:bCs/>
+        </w:rPr>
+        <w:t>MELANIE P. ANINAO</w:t>
+      </w:r>
+    </w:p>
+    <w:p>
+      <w:pPr>
+        <w:spacing w:after="0"/>
+        <w:jc w:val="center"/>
+        <w:rPr>
+          <w:rFonts w:ascii="Arial" w:hAnsi="Arial" w:cs="Arial"/>
+        </w:rPr>
+      </w:pPr>
+      <w:r>
+        <w:rPr>
+          <w:rFonts w:ascii="Arial" w:hAnsi="Arial" w:cs="Arial"/>
+        </w:rPr>
+        <w:t>Subject Specialist</w:t>
+      </w:r>
+    </w:p>
+    <w:p>
+      <w:pPr>
+        <w:spacing w:after="0"/>
+        <w:jc w:val="center"/>
+        <w:rPr>
+          <w:rFonts w:ascii="Arial" w:hAnsi="Arial" w:cs="Arial"/>
+        </w:rPr>
+      </w:pPr>
+    </w:p>
+    <w:p>
+      <w:pPr>
+        <w:spacing w:after="0"/>
+        <w:jc w:val="center"/>
+        <w:rPr>
+          <w:rFonts w:ascii="Arial" w:hAnsi="Arial" w:cs="Arial"/>
+        </w:rPr>
+      </w:pPr>
+    </w:p>
+    <w:p>
+      <w:pPr>
+        <w:spacing w:after="0"/>
+        <w:jc w:val="center"/>
+        <w:rPr>
+          <w:rFonts w:ascii="Arial" w:hAnsi="Arial" w:cs="Arial"/>
+        </w:rPr>
+      </w:pPr>
+    </w:p>
+    <w:p>
+      <w:pPr>
+        <w:spacing w:after="0" w:line="480" w:lineRule="auto"/>
         <w:ind w:firstLine="720"/>
         <w:rPr>
           <w:rFonts w:ascii="Arial" w:hAnsi="Arial" w:cs="Arial"/>
         </w:rPr>
       </w:pPr>
+      <w:r>
+        <w:rPr>
+          <w:rFonts w:ascii="Arial" w:hAnsi="Arial" w:cs="Arial"/>
+        </w:rPr>
+        <w:t>Accepted in partial fulfillment of the requirements for the subject Practical Research 2.</w:t>
+      </w:r>
     </w:p>
     <w:p>
       <w:pPr>
@@ -260,140 +425,6 @@
     <w:p>
       <w:pPr>
         <w:spacing w:after="0"/>
-        <w:ind w:firstLine="720"/>
-        <w:rPr>
-          <w:rFonts w:ascii="Arial" w:hAnsi="Arial" w:cs="Arial"/>
-        </w:rPr>
-      </w:pPr>
-    </w:p>
-    <w:p>
-      <w:pPr>
-        <w:spacing w:after="0"/>
-        <w:rPr>
-          <w:rFonts w:ascii="Arial" w:hAnsi="Arial" w:cs="Arial"/>
-          <w:b/>
-          <w:bCs/>
-        </w:rPr>
-      </w:pPr>
-      <w:r>
-        <w:rPr>
-          <w:rFonts w:ascii="Arial" w:hAnsi="Arial" w:cs="Arial"/>
-          <w:b/>
-          <w:bCs/>
-        </w:rPr>
-        <w:t xml:space="preserve">MADONNA M. BANAERA              </w:t>
-      </w:r>
-      <w:r>
-        <w:rPr>
-          <w:rFonts w:ascii="Arial" w:hAnsi="Arial" w:cs="Arial"/>
-          <w:b/>
-          <w:bCs/>
-        </w:rPr>
-        <w:t xml:space="preserve">      </w:t>
-      </w:r>
-      <w:r>
-        <w:rPr>
-          <w:rFonts w:ascii="Arial" w:hAnsi="Arial" w:cs="Arial"/>
-          <w:b/>
-          <w:bCs/>
-        </w:rPr>
-        <w:t xml:space="preserve"> </w:t>
-      </w:r>
-      <w:r>
-        <w:rPr>
-          <w:rFonts w:ascii="Arial" w:hAnsi="Arial" w:cs="Arial"/>
-          <w:b/>
-          <w:bCs/>
-        </w:rPr>
-        <w:t xml:space="preserve">   </w:t>
-      </w:r>
-      <w:r>
-        <w:rPr>
-          <w:rFonts w:ascii="Arial" w:hAnsi="Arial" w:cs="Arial"/>
-          <w:b/>
-          <w:bCs/>
-        </w:rPr>
-        <w:t xml:space="preserve">  </w:t>
-      </w:r>
-      <w:r>
-        <w:rPr>
-          <w:rFonts w:ascii="Arial" w:hAnsi="Arial" w:cs="Arial"/>
-          <w:b/>
-          <w:bCs/>
-        </w:rPr>
-        <w:t xml:space="preserve">    RONMYR G. MORATALLA, MAEd</w:t>
-      </w:r>
-    </w:p>
-    <w:p>
-      <w:pPr>
-        <w:spacing w:after="0"/>
-        <w:rPr>
-          <w:rFonts w:ascii="Arial" w:hAnsi="Arial" w:cs="Arial"/>
-        </w:rPr>
-      </w:pPr>
-      <w:r>
-        <w:rPr>
-          <w:rFonts w:ascii="Arial" w:hAnsi="Arial" w:cs="Arial"/>
-        </w:rPr>
-        <w:t xml:space="preserve"> </w:t>
-      </w:r>
-      <w:r>
-        <w:rPr>
-          <w:rFonts w:ascii="Arial" w:hAnsi="Arial" w:cs="Arial"/>
-        </w:rPr>
-        <w:t xml:space="preserve">  </w:t>
-      </w:r>
-      <w:r>
-        <w:rPr>
-          <w:rFonts w:ascii="Arial" w:hAnsi="Arial" w:cs="Arial"/>
-        </w:rPr>
-        <w:t xml:space="preserve"> </w:t>
-      </w:r>
-      <w:r>
-        <w:t xml:space="preserve">     </w:t>
-      </w:r>
-      <w:r>
-        <w:rPr>
-          <w:rFonts w:ascii="Arial" w:hAnsi="Arial" w:cs="Arial"/>
-        </w:rPr>
-        <w:t xml:space="preserve">Language Critic                                      </w:t>
-      </w:r>
-      <w:r>
-        <w:rPr>
-          <w:rFonts w:ascii="Arial" w:hAnsi="Arial" w:cs="Arial"/>
-        </w:rPr>
-        <w:t xml:space="preserve">     </w:t>
-      </w:r>
-      <w:r>
-        <w:rPr>
-          <w:rFonts w:ascii="Arial" w:hAnsi="Arial" w:cs="Arial"/>
-        </w:rPr>
-        <w:t xml:space="preserve">       </w:t>
-      </w:r>
-      <w:r>
-        <w:rPr>
-          <w:rFonts w:ascii="Arial" w:hAnsi="Arial" w:cs="Arial"/>
-        </w:rPr>
-        <w:t xml:space="preserve"> </w:t>
-      </w:r>
-      <w:r>
-        <w:rPr>
-          <w:rFonts w:ascii="Arial" w:hAnsi="Arial" w:cs="Arial"/>
-        </w:rPr>
-        <w:t xml:space="preserve">       Statistician</w:t>
-      </w:r>
-    </w:p>
-    <w:p>
-      <w:pPr>
-        <w:spacing w:after="0"/>
-        <w:rPr>
-          <w:rFonts w:ascii="Arial" w:hAnsi="Arial" w:cs="Arial"/>
-        </w:rPr>
-      </w:pPr>
-    </w:p>
-    <w:p>
-      <w:pPr>
-        <w:spacing w:after="0"/>
         <w:jc w:val="center"/>
         <w:rPr>
           <w:rFonts w:ascii="Arial" w:hAnsi="Arial" w:cs="Arial"/>
@@ -401,6 +432,14 @@
           <w:bCs/>
         </w:rPr>
       </w:pPr>
+      <w:r>
+        <w:rPr>
+          <w:rFonts w:ascii="Arial" w:hAnsi="Arial" w:cs="Arial"/>
+          <w:b/>
+          <w:bCs/>
+        </w:rPr>
+        <w:t>NATALIO C. AGUADO</w:t>
+      </w:r>
     </w:p>
     <w:p>
       <w:pPr>
@@ -408,17 +447,13 @@
         <w:jc w:val="center"/>
         <w:rPr>
           <w:rFonts w:ascii="Arial" w:hAnsi="Arial" w:cs="Arial"/>
-          <w:b/>
-          <w:bCs/>
-        </w:rPr>
-      </w:pPr>
-      <w:r>
-        <w:rPr>
-          <w:rFonts w:ascii="Arial" w:hAnsi="Arial" w:cs="Arial"/>
-          <w:b/>
-          <w:bCs/>
-        </w:rPr>
-        <w:t>MELANIE P. ANINAO</w:t>
+        </w:rPr>
+      </w:pPr>
+      <w:r>
+        <w:rPr>
+          <w:rFonts w:ascii="Arial" w:hAnsi="Arial" w:cs="Arial"/>
+        </w:rPr>
+        <w:t>Senior High School Coordinator</w:t>
       </w:r>
     </w:p>
     <w:p>
@@ -429,120 +464,10 @@
           <w:rFonts w:ascii="Arial" w:hAnsi="Arial" w:cs="Arial"/>
         </w:rPr>
       </w:pPr>
-      <w:r>
-        <w:rPr>
-          <w:rFonts w:ascii="Arial" w:hAnsi="Arial" w:cs="Arial"/>
-        </w:rPr>
-        <w:t>Subject Specialist</w:t>
-      </w:r>
-    </w:p>
-    <w:p>
-      <w:pPr>
-        <w:spacing w:after="0"/>
-        <w:jc w:val="center"/>
-        <w:rPr>
-          <w:rFonts w:ascii="Arial" w:hAnsi="Arial" w:cs="Arial"/>
-        </w:rPr>
-      </w:pPr>
-    </w:p>
-    <w:p>
-      <w:pPr>
-        <w:spacing w:after="0"/>
-        <w:jc w:val="center"/>
-        <w:rPr>
-          <w:rFonts w:ascii="Arial" w:hAnsi="Arial" w:cs="Arial"/>
-        </w:rPr>
-      </w:pPr>
-    </w:p>
-    <w:p>
-      <w:pPr>
-        <w:spacing w:after="0"/>
-        <w:jc w:val="center"/>
-        <w:rPr>
-          <w:rFonts w:ascii="Arial" w:hAnsi="Arial" w:cs="Arial"/>
-        </w:rPr>
-      </w:pPr>
-    </w:p>
-    <w:p>
-      <w:pPr>
-        <w:spacing w:after="0"/>
-        <w:ind w:firstLine="720"/>
-        <w:rPr>
-          <w:rFonts w:ascii="Arial" w:hAnsi="Arial" w:cs="Arial"/>
-        </w:rPr>
-      </w:pPr>
-      <w:r>
-        <w:rPr>
-          <w:rFonts w:ascii="Arial" w:hAnsi="Arial" w:cs="Arial"/>
-        </w:rPr>
-        <w:t>Accepted in partial fulfillment of the requirements for the subject Practical Research 2.</w:t>
-      </w:r>
-    </w:p>
-    <w:p>
-      <w:pPr>
-        <w:spacing w:after="0"/>
-        <w:ind w:firstLine="720"/>
-        <w:rPr>
-          <w:rFonts w:ascii="Arial" w:hAnsi="Arial" w:cs="Arial"/>
-        </w:rPr>
-      </w:pPr>
-    </w:p>
-    <w:p>
-      <w:pPr>
-        <w:spacing w:after="0"/>
-        <w:ind w:firstLine="720"/>
-        <w:rPr>
-          <w:rFonts w:ascii="Arial" w:hAnsi="Arial" w:cs="Arial"/>
-        </w:rPr>
-      </w:pPr>
-    </w:p>
-    <w:p>
-      <w:pPr>
-        <w:spacing w:after="0"/>
-        <w:jc w:val="center"/>
-        <w:rPr>
-          <w:rFonts w:ascii="Arial" w:hAnsi="Arial" w:cs="Arial"/>
-          <w:b/>
-          <w:bCs/>
-        </w:rPr>
-      </w:pPr>
-      <w:r>
-        <w:rPr>
-          <w:rFonts w:ascii="Arial" w:hAnsi="Arial" w:cs="Arial"/>
-          <w:b/>
-          <w:bCs/>
-        </w:rPr>
-        <w:t>NATALIO C. AGUADO</w:t>
-      </w:r>
-    </w:p>
-    <w:p>
-      <w:pPr>
-        <w:spacing w:after="0"/>
-        <w:jc w:val="center"/>
-        <w:rPr>
-          <w:rFonts w:ascii="Arial" w:hAnsi="Arial" w:cs="Arial"/>
-        </w:rPr>
-      </w:pPr>
-      <w:r>
-        <w:rPr>
-          <w:rFonts w:ascii="Arial" w:hAnsi="Arial" w:cs="Arial"/>
-        </w:rPr>
-        <w:t>Senior High School Coordinator</w:t>
-      </w:r>
-    </w:p>
-    <w:p>
-      <w:pPr>
-        <w:spacing w:after="0"/>
-        <w:jc w:val="center"/>
-        <w:rPr>
-          <w:rFonts w:ascii="Arial" w:hAnsi="Arial" w:cs="Arial"/>
-        </w:rPr>
-      </w:pPr>
-    </w:p>
-    <w:p>
-      <w:pPr>
-        <w:spacing w:after="0"/>
-        <w:jc w:val="center"/>
+    </w:p>
+    <w:p>
+      <w:pPr>
+        <w:spacing w:after="0"/>
         <w:rPr>
           <w:rFonts w:ascii="Arial" w:hAnsi="Arial" w:cs="Arial"/>
         </w:rPr>
@@ -625,28 +550,13 @@
         <w:t>Sta. Maria Integrated High School</w:t>
       </w:r>
     </w:p>
-    <w:p>
-      <w:pPr>
-        <w:spacing w:after="0"/>
-        <w:ind w:firstLine="720"/>
-        <w:rPr>
-          <w:rFonts w:ascii="Arial" w:hAnsi="Arial" w:cs="Arial"/>
-        </w:rPr>
-      </w:pPr>
-      <w:r>
-        <w:rPr>
-          <w:rFonts w:ascii="Arial" w:hAnsi="Arial" w:cs="Arial"/>
-        </w:rPr>
-        <w:t xml:space="preserve">   </w:t>
-      </w:r>
-    </w:p>
     <w:sectPr>
-      <w:headerReference w:type="even" r:id="rId6"/>
-      <w:headerReference w:type="default" r:id="rId7"/>
-      <w:footerReference w:type="even" r:id="rId8"/>
-      <w:footerReference w:type="default" r:id="rId9"/>
-      <w:headerReference w:type="first" r:id="rId10"/>
-      <w:footerReference w:type="first" r:id="rId11"/>
+      <w:headerReference w:type="even" r:id="rId7"/>
+      <w:headerReference w:type="default" r:id="rId8"/>
+      <w:footerReference w:type="even" r:id="rId9"/>
+      <w:footerReference w:type="default" r:id="rId10"/>
+      <w:headerReference w:type="first" r:id="rId11"/>
+      <w:footerReference w:type="first" r:id="rId12"/>
       <w:pgSz w:w="12240" w:h="15840"/>
       <w:pgMar w:top="1440" w:right="1440" w:bottom="1440" w:left="2160" w:header="720" w:footer="720" w:gutter="0"/>
       <w:cols w:space="720"/>
@@ -742,42 +652,6 @@
     <w:pPr>
       <w:pStyle w:val="Header"/>
     </w:pPr>
-    <w:r>
-      <w:rPr>
-        <w:noProof/>
-      </w:rPr>
-      <w:pict w14:anchorId="3F5EA79A">
-        <v:shapetype id="_x0000_t136" coordsize="21600,21600" o:spt="136" adj="10800" path="m@7,l@8,m@5,21600l@6,21600e">
-          <v:formulas>
-            <v:f eqn="sum #0 0 10800"/>
-            <v:f eqn="prod #0 2 1"/>
-            <v:f eqn="sum 21600 0 @1"/>
-            <v:f eqn="sum 0 0 @2"/>
-            <v:f eqn="sum 21600 0 @3"/>
-            <v:f eqn="if @0 @3 0"/>
-            <v:f eqn="if @0 21600 @1"/>
-            <v:f eqn="if @0 0 @2"/>
-            <v:f eqn="if @0 @4 21600"/>
-            <v:f eqn="mid @5 @6"/>
-            <v:f eqn="mid @8 @5"/>
-            <v:f eqn="mid @7 @8"/>
-            <v:f eqn="mid @6 @7"/>
-            <v:f eqn="sum @6 0 @5"/>
-          </v:formulas>
-          <v:path textpathok="t" o:connecttype="custom" o:connectlocs="@9,0;@10,10800;@11,21600;@12,10800" o:connectangles="270,180,90,0"/>
-          <v:textpath on="t" fitshape="t"/>
-          <v:handles>
-            <v:h position="#0,bottomRight" xrange="6629,14971"/>
-          </v:handles>
-          <o:lock v:ext="edit" text="t" shapetype="t"/>
-        </v:shapetype>
-        <v:shape id="PowerPlusWaterMarkObject59283360" o:spid="_x0000_s1026" type="#_x0000_t136" style="position:absolute;margin-left:0;margin-top:0;width:567pt;height:42pt;rotation:315;z-index:-251655168;mso-position-horizontal:center;mso-position-horizontal-relative:margin;mso-position-vertical:center;mso-position-vertical-relative:margin" o:allowincell="f" fillcolor="#7f7f7f [1612]" stroked="f">
-          <v:fill opacity=".5"/>
-          <v:textpath style="font-family:&quot;Arial&quot;;font-size:1pt" string="TEMPORARY APPROVAL SHEET"/>
-          <w10:wrap anchorx="margin" anchory="margin"/>
-        </v:shape>
-      </w:pict>
-    </w:r>
   </w:p>
 </w:hdr>
 </file>
@@ -788,42 +662,6 @@
     <w:pPr>
       <w:pStyle w:val="Header"/>
     </w:pPr>
-    <w:r>
-      <w:rPr>
-        <w:noProof/>
-      </w:rPr>
-      <w:pict w14:anchorId="3964EAD1">
-        <v:shapetype id="_x0000_t136" coordsize="21600,21600" o:spt="136" adj="10800" path="m@7,l@8,m@5,21600l@6,21600e">
-          <v:formulas>
-            <v:f eqn="sum #0 0 10800"/>
-            <v:f eqn="prod #0 2 1"/>
-            <v:f eqn="sum 21600 0 @1"/>
-            <v:f eqn="sum 0 0 @2"/>
-            <v:f eqn="sum 21600 0 @3"/>
-            <v:f eqn="if @0 @3 0"/>
-            <v:f eqn="if @0 21600 @1"/>
-            <v:f eqn="if @0 0 @2"/>
-            <v:f eqn="if @0 @4 21600"/>
-            <v:f eqn="mid @5 @6"/>
-            <v:f eqn="mid @8 @5"/>
-            <v:f eqn="mid @7 @8"/>
-            <v:f eqn="mid @6 @7"/>
-            <v:f eqn="sum @6 0 @5"/>
-          </v:formulas>
-          <v:path textpathok="t" o:connecttype="custom" o:connectlocs="@9,0;@10,10800;@11,21600;@12,10800" o:connectangles="270,180,90,0"/>
-          <v:textpath on="t" fitshape="t"/>
-          <v:handles>
-            <v:h position="#0,bottomRight" xrange="6629,14971"/>
-          </v:handles>
-          <o:lock v:ext="edit" text="t" shapetype="t"/>
-        </v:shapetype>
-        <v:shape id="PowerPlusWaterMarkObject59283361" o:spid="_x0000_s1027" type="#_x0000_t136" style="position:absolute;margin-left:0;margin-top:0;width:567pt;height:42pt;rotation:315;z-index:-251653120;mso-position-horizontal:center;mso-position-horizontal-relative:margin;mso-position-vertical:center;mso-position-vertical-relative:margin" o:allowincell="f" fillcolor="#7f7f7f [1612]" stroked="f">
-          <v:fill opacity=".5"/>
-          <v:textpath style="font-family:&quot;Arial&quot;;font-size:1pt" string="TEMPORARY APPROVAL SHEET"/>
-          <w10:wrap anchorx="margin" anchory="margin"/>
-        </v:shape>
-      </w:pict>
-    </w:r>
   </w:p>
 </w:hdr>
 </file>
@@ -834,42 +672,6 @@
     <w:pPr>
       <w:pStyle w:val="Header"/>
     </w:pPr>
-    <w:r>
-      <w:rPr>
-        <w:noProof/>
-      </w:rPr>
-      <w:pict w14:anchorId="5F205546">
-        <v:shapetype id="_x0000_t136" coordsize="21600,21600" o:spt="136" adj="10800" path="m@7,l@8,m@5,21600l@6,21600e">
-          <v:formulas>
-            <v:f eqn="sum #0 0 10800"/>
-            <v:f eqn="prod #0 2 1"/>
-            <v:f eqn="sum 21600 0 @1"/>
-            <v:f eqn="sum 0 0 @2"/>
-            <v:f eqn="sum 21600 0 @3"/>
-            <v:f eqn="if @0 @3 0"/>
-            <v:f eqn="if @0 21600 @1"/>
-            <v:f eqn="if @0 0 @2"/>
-            <v:f eqn="if @0 @4 21600"/>
-            <v:f eqn="mid @5 @6"/>
-            <v:f eqn="mid @8 @5"/>
-            <v:f eqn="mid @7 @8"/>
-            <v:f eqn="mid @6 @7"/>
-            <v:f eqn="sum @6 0 @5"/>
-          </v:formulas>
-          <v:path textpathok="t" o:connecttype="custom" o:connectlocs="@9,0;@10,10800;@11,21600;@12,10800" o:connectangles="270,180,90,0"/>
-          <v:textpath on="t" fitshape="t"/>
-          <v:handles>
-            <v:h position="#0,bottomRight" xrange="6629,14971"/>
-          </v:handles>
-          <o:lock v:ext="edit" text="t" shapetype="t"/>
-        </v:shapetype>
-        <v:shape id="PowerPlusWaterMarkObject59283359" o:spid="_x0000_s1025" type="#_x0000_t136" style="position:absolute;margin-left:0;margin-top:0;width:567pt;height:42pt;rotation:315;z-index:-251657216;mso-position-horizontal:center;mso-position-horizontal-relative:margin;mso-position-vertical:center;mso-position-vertical-relative:margin" o:allowincell="f" fillcolor="#7f7f7f [1612]" stroked="f">
-          <v:fill opacity=".5"/>
-          <v:textpath style="font-family:&quot;Arial&quot;;font-size:1pt" string="TEMPORARY APPROVAL SHEET"/>
-          <w10:wrap anchorx="margin" anchory="margin"/>
-        </v:shape>
-      </w:pict>
-    </w:r>
   </w:p>
 </w:hdr>
 </file>
@@ -2131,4 +1933,16 @@
     </a:ext>
   </a:extLst>
 </a:theme>
+</file>
+
+<file path=customXml/item1.xml><?xml version="1.0" encoding="utf-8"?>
+<b:Sources xmlns:b="http://schemas.openxmlformats.org/officeDocument/2006/bibliography" xmlns="http://schemas.openxmlformats.org/officeDocument/2006/bibliography" SelectedStyle="\APASixthEditionOfficeOnline.xsl" StyleName="APA" Version="6"/>
+</file>
+
+<file path=customXml/itemProps1.xml><?xml version="1.0" encoding="utf-8"?>
+<ds:datastoreItem xmlns:ds="http://schemas.openxmlformats.org/officeDocument/2006/customXml" ds:itemID="{FCD297F4-4345-4C2F-A77C-2918D0EE16DD}">
+  <ds:schemaRefs>
+    <ds:schemaRef ds:uri="http://schemas.openxmlformats.org/officeDocument/2006/bibliography"/>
+  </ds:schemaRefs>
+</ds:datastoreItem>
 </file>
--- a/SHS/Approval Sheet.docx
+++ b/SHS/Approval Sheet.docx
@@ -79,23 +79,7 @@
           <w:b/>
           <w:bCs/>
         </w:rPr>
-        <w:t>ZCHERHEINE A. TORREFRANCA</w:t>
-      </w:r>
-      <w:r>
-        <w:rPr>
-          <w:rFonts w:ascii="Arial" w:hAnsi="Arial" w:cs="Arial"/>
-          <w:b/>
-          <w:bCs/>
-        </w:rPr>
-        <w:t xml:space="preserve">, </w:t>
-      </w:r>
-      <w:r>
-        <w:rPr>
-          <w:rFonts w:ascii="Arial" w:hAnsi="Arial" w:cs="Arial"/>
-          <w:b/>
-          <w:bCs/>
-        </w:rPr>
-        <w:t>RIANER JUSTIN O. NAMUCO</w:t>
+        <w:t>ZCHERHEINE A. TORREFRANCA, RIANER JUSTIN O. NAMUCO</w:t>
       </w:r>
       <w:r>
         <w:rPr>
@@ -256,7 +240,31 @@
           <w:b/>
           <w:bCs/>
         </w:rPr>
-        <w:t xml:space="preserve">    RONMYR G. MORATALLA, MAEd</w:t>
+        <w:t xml:space="preserve">    </w:t>
+      </w:r>
+      <w:r>
+        <w:rPr>
+          <w:rFonts w:ascii="Arial" w:hAnsi="Arial" w:cs="Arial"/>
+          <w:b/>
+          <w:bCs/>
+        </w:rPr>
+        <w:t xml:space="preserve">   </w:t>
+      </w:r>
+      <w:r>
+        <w:rPr>
+          <w:rFonts w:ascii="Arial" w:hAnsi="Arial" w:cs="Arial"/>
+          <w:b/>
+          <w:bCs/>
+        </w:rPr>
+        <w:t xml:space="preserve">RONMYR G. MORATALLA, </w:t>
+      </w:r>
+      <w:r>
+        <w:rPr>
+          <w:rFonts w:ascii="Arial" w:hAnsi="Arial" w:cs="Arial"/>
+          <w:b/>
+          <w:bCs/>
+        </w:rPr>
+        <w:t>PhD</w:t>
       </w:r>
     </w:p>
     <w:p>
@@ -297,7 +305,19 @@
         <w:rPr>
           <w:rFonts w:ascii="Arial" w:hAnsi="Arial" w:cs="Arial"/>
         </w:rPr>
-        <w:t xml:space="preserve">     </w:t>
+        <w:t xml:space="preserve">    </w:t>
+      </w:r>
+      <w:r>
+        <w:rPr>
+          <w:rFonts w:ascii="Arial" w:hAnsi="Arial" w:cs="Arial"/>
+        </w:rPr>
+        <w:t xml:space="preserve">  </w:t>
+      </w:r>
+      <w:r>
+        <w:rPr>
+          <w:rFonts w:ascii="Arial" w:hAnsi="Arial" w:cs="Arial"/>
+        </w:rPr>
+        <w:t xml:space="preserve"> </w:t>
       </w:r>
       <w:r>
         <w:rPr>
